--- a/技术文档.docx
+++ b/技术文档.docx
@@ -272,7 +272,7 @@
           <w:b w:val="0"/>
           <w:sz w:val="24"/>
         </w:rPr>
-        <w:t>① 固定集合 book_logs：创建时指定 capped=true、size=1048576（1MB）、max=1000，用于按插入顺序存放日志类数据；② 时间序列集合 borrow_logs：timeField=borrow_date、granularity=hours、expireAfterSeconds=63072000（2年），按时间自动归档借阅流水；③ 视图 book_in_stock：基于 books 集合通过聚合管道 $match 过滤 stock&gt;0 的图书。</w:t>
+        <w:t>① 固定集合 book_logs：创建时指定 capped=true、size=1048576（1MB）、max=1000，用于按插入顺序存放日志类数据；② 时间序列集合 borrow_logs：timeField=borrow_date、granularity=hours、expireAfterSeconds=157680000（5年），按时间自动归档借阅流水；③ 视图 book_in_stock：基于 books 集合通过聚合管道 $match 过滤 stock&gt;0 的图书。</w:t>
       </w:r>
     </w:p>
     <w:p>
